--- a/downloads/teacher/05 Materials/Unit 07/Handouts/Handout 07.11 - Judge Sheet and Audience Scoring Sheet.docx
+++ b/downloads/teacher/05 Materials/Unit 07/Handouts/Handout 07.11 - Judge Sheet and Audience Scoring Sheet.docx
@@ -2416,15 +2416,15 @@
       <w:r>
         <w:t xml:space="preserve">Complete, partial, or missing for daily work.</w:t>
       </w:r>
-      <w:r>
-        <w:t xml:space="preserve"> </w:t>
-      </w:r>
-      <w:r>
-        <w:t xml:space="preserve">-</w:t>
-      </w:r>
-      <w:r>
-        <w:t xml:space="preserve"> </w:t>
-      </w:r>
+    </w:p>
+    <w:p>
+      <w:pPr>
+        <w:numPr>
+          <w:ilvl w:val="0"/>
+          <w:numId w:val="1004"/>
+        </w:numPr>
+        <w:pStyle w:val="Compact"/>
+      </w:pPr>
       <w:r>
         <w:rPr>
           <w:b/>
@@ -2437,15 +2437,15 @@
       <w:r>
         <w:t xml:space="preserve">every team scored on all four columns, one thing learned written, four award votes cast, and the defended vote naming something the team actually said.</w:t>
       </w:r>
-      <w:r>
-        <w:t xml:space="preserve"> </w:t>
-      </w:r>
-      <w:r>
-        <w:t xml:space="preserve">-</w:t>
-      </w:r>
-      <w:r>
-        <w:t xml:space="preserve"> </w:t>
-      </w:r>
+    </w:p>
+    <w:p>
+      <w:pPr>
+        <w:numPr>
+          <w:ilvl w:val="0"/>
+          <w:numId w:val="1004"/>
+        </w:numPr>
+        <w:pStyle w:val="Compact"/>
+      </w:pPr>
       <w:r>
         <w:rPr>
           <w:b/>
@@ -2470,15 +2470,15 @@
       <w:r>
         <w:t xml:space="preserve">) instead of something said.</w:t>
       </w:r>
-      <w:r>
-        <w:t xml:space="preserve"> </w:t>
-      </w:r>
-      <w:r>
-        <w:t xml:space="preserve">-</w:t>
-      </w:r>
-      <w:r>
-        <w:t xml:space="preserve"> </w:t>
-      </w:r>
+    </w:p>
+    <w:p>
+      <w:pPr>
+        <w:numPr>
+          <w:ilvl w:val="0"/>
+          <w:numId w:val="1004"/>
+        </w:numPr>
+        <w:pStyle w:val="Compact"/>
+      </w:pPr>
       <w:r>
         <w:rPr>
           <w:b/>
@@ -2494,7 +2494,7 @@
     </w:p>
     <w:p>
       <w:pPr>
-        <w:pStyle w:val="BodyText"/>
+        <w:pStyle w:val="FirstParagraph"/>
       </w:pPr>
       <w:r>
         <w:rPr>
@@ -3288,6 +3288,9 @@
     </w:lvlOverride>
   </w:num>
   <w:num w:numId="1003">
+    <w:abstractNumId w:val="991"/>
+  </w:num>
+  <w:num w:numId="1004">
     <w:abstractNumId w:val="991"/>
   </w:num>
 </w:numbering>

--- a/downloads/teacher/05 Materials/Unit 07/Handouts/Handout 07.11 - Judge Sheet and Audience Scoring Sheet.docx
+++ b/downloads/teacher/05 Materials/Unit 07/Handouts/Handout 07.11 - Judge Sheet and Audience Scoring Sheet.docx
@@ -2814,17 +2814,6 @@
       </w:r>
       <w:r>
         <w:t xml:space="preserve">The same people come back next year and they bring somebody.</w:t>
-      </w:r>
-    </w:p>
-    <w:p>
-      <w:pPr>
-        <w:pStyle w:val="BodyText"/>
-      </w:pPr>
-      <w:r>
-        <w:rPr>
-          <w:rStyle w:val="TeacherNote"/>
-        </w:rPr>
-        <w:t xml:space="preserve">[Sal: build the invitation list in September, not June. One administrator, one teacher, one parent, one business owner, asked in writing for 45 minutes on a named date, with this briefing sent two days out. One outside adult in year one is a success.]</w:t>
       </w:r>
     </w:p>
     <w:sectPr>
